--- a/Document/Пояснительная записка.docx
+++ b/Document/Пояснительная записка.docx
@@ -11467,21 +11467,7 @@
           <w:sz w:val="28"/>
           <w:szCs w:val="28"/>
         </w:rPr>
-        <w:t xml:space="preserve"> — это высокоуровневый язык программирования общего </w:t>
-      </w:r>
-      <w:r>
-        <w:rPr>
-          <w:sz w:val="28"/>
-          <w:szCs w:val="28"/>
-        </w:rPr>
-        <w:t>назначения.</w:t>
-      </w:r>
-      <w:r>
-        <w:rPr>
-          <w:sz w:val="28"/>
-          <w:szCs w:val="28"/>
-        </w:rPr>
-        <w:t xml:space="preserve"> Есть несколько причин, по которым Python является отличным языком для программирования на стороне сервера:</w:t>
+        <w:t xml:space="preserve"> — это высокоуровневый язык программирования общего назначения. Есть несколько причин, по которым Python является отличным языком для программирования на стороне сервера:</w:t>
       </w:r>
     </w:p>
     <w:p>
@@ -11519,14 +11505,7 @@
           <w:sz w:val="28"/>
           <w:szCs w:val="28"/>
         </w:rPr>
-        <w:t>2. Масштабируемость: Python обладает высокой масштабируемостью, что означает, что он может без проблем обрабатывать большие объемы данных и трафика</w:t>
-      </w:r>
-      <w:r>
-        <w:rPr>
-          <w:sz w:val="28"/>
-          <w:szCs w:val="28"/>
-        </w:rPr>
-        <w:t>.</w:t>
+        <w:t>2. Масштабируемость: Python обладает высокой масштабируемостью, что означает, что он может без проблем обрабатывать большие объемы данных и трафика.</w:t>
       </w:r>
     </w:p>
     <w:p>
@@ -11564,14 +11543,7 @@
           <w:sz w:val="28"/>
           <w:szCs w:val="28"/>
         </w:rPr>
-        <w:t>4</w:t>
-      </w:r>
-      <w:r>
-        <w:rPr>
-          <w:sz w:val="28"/>
-          <w:szCs w:val="28"/>
-        </w:rPr>
-        <w:t>. Безопасность: Python имеет встроенные функции безопасности, которые делают его очень безопасным языком для программирования на стороне сервера. Например, он имеет безопасные хеш-функции и библиотеки для шифрования и дешифрования.</w:t>
+        <w:t>4. Безопасность: Python имеет встроенные функции безопасности, которые делают его очень безопасным языком для программирования на стороне сервера. Например, он имеет безопасные хеш-функции и библиотеки для шифрования и дешифрования.</w:t>
       </w:r>
     </w:p>
     <w:p>
@@ -11590,14 +11562,7 @@
           <w:sz w:val="28"/>
           <w:szCs w:val="28"/>
         </w:rPr>
-        <w:t>В заключение</w:t>
-      </w:r>
-      <w:r>
-        <w:rPr>
-          <w:sz w:val="28"/>
-          <w:szCs w:val="28"/>
-        </w:rPr>
-        <w:t xml:space="preserve"> Python — отличный язык для создания серверов благодаря простоте использования, масштабируемости, большому сообществу и встроенным функциям безопасности.</w:t>
+        <w:t>В заключение Python — отличный язык для создания серверов благодаря простоте использования, масштабируемости, большому сообществу и встроенным функциям безопасности.</w:t>
       </w:r>
     </w:p>
     <w:p>
@@ -11888,6 +11853,7 @@
       </w:pPr>
       <w:r>
         <w:rPr>
+          <w:noProof/>
           <w:sz w:val="28"/>
           <w:szCs w:val="28"/>
         </w:rPr>
@@ -13151,14 +13117,7 @@
           <w:sz w:val="28"/>
           <w:szCs w:val="28"/>
         </w:rPr>
-        <w:t>-фреймворк, написанный на Python. Он разработан, чтобы быть легким и простым в использовании, что делает его популярным среди разработчиков, которые хотят быстро создавать веб-приложения.</w:t>
-      </w:r>
-      <w:r>
-        <w:rPr>
-          <w:sz w:val="28"/>
-          <w:szCs w:val="28"/>
-        </w:rPr>
-        <w:t xml:space="preserve"> </w:t>
+        <w:t xml:space="preserve">-фреймворк, написанный на Python. Он разработан, чтобы быть легким и простым в использовании, что делает его популярным среди разработчиков, которые хотят быстро создавать веб-приложения. </w:t>
       </w:r>
     </w:p>
     <w:p>
@@ -13251,14 +13210,7 @@
           <w:sz w:val="28"/>
           <w:szCs w:val="28"/>
         </w:rPr>
-        <w:t>В целом</w:t>
-      </w:r>
-      <w:r>
-        <w:rPr>
-          <w:sz w:val="28"/>
-          <w:szCs w:val="28"/>
-        </w:rPr>
-        <w:t xml:space="preserve"> </w:t>
+        <w:t xml:space="preserve">В целом </w:t>
       </w:r>
       <w:proofErr w:type="spellStart"/>
       <w:r>
@@ -13411,14 +13363,7 @@
           <w:szCs w:val="28"/>
         </w:rPr>
         <w:lastRenderedPageBreak/>
-        <w:t>В заключение</w:t>
-      </w:r>
-      <w:r>
-        <w:rPr>
-          <w:sz w:val="28"/>
-          <w:szCs w:val="28"/>
-        </w:rPr>
-        <w:t xml:space="preserve"> psycopg2 — это мощная и гибкая библиотека Python для взаимодействия с базами данных </w:t>
+        <w:t xml:space="preserve">В заключение psycopg2 — это мощная и гибкая библиотека Python для взаимодействия с базами данных </w:t>
       </w:r>
       <w:proofErr w:type="spellStart"/>
       <w:r>
@@ -13509,40 +13454,209 @@
           <w:bCs/>
         </w:rPr>
       </w:pPr>
-    </w:p>
-    <w:p>
-      <w:pPr>
-        <w:spacing w:after="160" w:line="259" w:lineRule="auto"/>
-        <w:rPr>
-          <w:bCs/>
-          <w:sz w:val="28"/>
-        </w:rPr>
-      </w:pPr>
-      <w:r>
-        <w:rPr>
-          <w:b/>
-          <w:bCs/>
-        </w:rPr>
-        <w:br w:type="page"/>
+      <w:r>
+        <w:rPr>
+          <w:b w:val="0"/>
+          <w:bCs/>
+        </w:rPr>
+        <w:t>Для разработки клиента было необходимо сделать приложение со страницами авторизации, главной страницей с играми, страница с самой игрой и страницу с отображением информации о пользователе.</w:t>
       </w:r>
     </w:p>
     <w:p>
       <w:pPr>
         <w:pStyle w:val="a9"/>
-        <w:numPr>
-          <w:ilvl w:val="1"/>
-          <w:numId w:val="22"/>
-        </w:numPr>
-        <w:ind w:left="0" w:firstLine="709"/>
-      </w:pPr>
-      <w:bookmarkStart w:id="29" w:name="_Toc137546365"/>
-      <w:r>
-        <w:lastRenderedPageBreak/>
-        <w:t xml:space="preserve">Разработка </w:t>
-      </w:r>
-      <w:bookmarkEnd w:id="29"/>
-      <w:r>
-        <w:t>базы данных</w:t>
+        <w:rPr>
+          <w:b w:val="0"/>
+          <w:bCs/>
+        </w:rPr>
+      </w:pPr>
+      <w:r>
+        <w:rPr>
+          <w:b w:val="0"/>
+          <w:bCs/>
+        </w:rPr>
+        <w:t xml:space="preserve">Первым делом </w:t>
+      </w:r>
+      <w:r>
+        <w:rPr>
+          <w:b w:val="0"/>
+          <w:bCs/>
+        </w:rPr>
+        <w:t xml:space="preserve">было необходимо создать проект с помощью </w:t>
+      </w:r>
+      <w:r>
+        <w:rPr>
+          <w:b w:val="0"/>
+          <w:bCs/>
+          <w:lang w:val="en-US"/>
+        </w:rPr>
+        <w:t>expo</w:t>
+      </w:r>
+      <w:r>
+        <w:rPr>
+          <w:b w:val="0"/>
+          <w:bCs/>
+        </w:rPr>
+        <w:t xml:space="preserve"> и отобразить результат на мобильном устройстве. Запуск проекта производится командой </w:t>
+      </w:r>
+      <w:proofErr w:type="spellStart"/>
+      <w:r>
+        <w:rPr>
+          <w:b w:val="0"/>
+          <w:bCs/>
+          <w:lang w:val="en-US"/>
+        </w:rPr>
+        <w:t>npm</w:t>
+      </w:r>
+      <w:proofErr w:type="spellEnd"/>
+      <w:r>
+        <w:rPr>
+          <w:b w:val="0"/>
+          <w:bCs/>
+        </w:rPr>
+        <w:t xml:space="preserve"> </w:t>
+      </w:r>
+      <w:r>
+        <w:rPr>
+          <w:b w:val="0"/>
+          <w:bCs/>
+          <w:lang w:val="en-US"/>
+        </w:rPr>
+        <w:t>run</w:t>
+      </w:r>
+      <w:r>
+        <w:rPr>
+          <w:b w:val="0"/>
+          <w:bCs/>
+        </w:rPr>
+        <w:t xml:space="preserve"> </w:t>
+      </w:r>
+      <w:r>
+        <w:rPr>
+          <w:b w:val="0"/>
+          <w:bCs/>
+          <w:lang w:val="en-US"/>
+        </w:rPr>
+        <w:t>start</w:t>
+      </w:r>
+      <w:r>
+        <w:rPr>
+          <w:b w:val="0"/>
+          <w:bCs/>
+        </w:rPr>
+        <w:t xml:space="preserve"> </w:t>
+      </w:r>
+      <w:r>
+        <w:rPr>
+          <w:b w:val="0"/>
+          <w:bCs/>
+        </w:rPr>
+        <w:t xml:space="preserve">в командную строку, находясь в основной папке приложения </w:t>
+      </w:r>
+      <w:r>
+        <w:rPr>
+          <w:b w:val="0"/>
+          <w:bCs/>
+          <w:lang w:val="en-US"/>
+        </w:rPr>
+        <w:t>my</w:t>
+      </w:r>
+      <w:r>
+        <w:rPr>
+          <w:b w:val="0"/>
+          <w:bCs/>
+        </w:rPr>
+        <w:t>-</w:t>
+      </w:r>
+      <w:r>
+        <w:rPr>
+          <w:b w:val="0"/>
+          <w:bCs/>
+          <w:lang w:val="en-US"/>
+        </w:rPr>
+        <w:t>app</w:t>
+      </w:r>
+      <w:r>
+        <w:rPr>
+          <w:b w:val="0"/>
+          <w:bCs/>
+        </w:rPr>
+        <w:t xml:space="preserve">, </w:t>
+      </w:r>
+      <w:r>
+        <w:rPr>
+          <w:b w:val="0"/>
+          <w:bCs/>
+        </w:rPr>
+        <w:t xml:space="preserve">после чего на мобильном устройстве необходимо было заранее установить приложение от </w:t>
+      </w:r>
+      <w:r>
+        <w:rPr>
+          <w:b w:val="0"/>
+          <w:bCs/>
+          <w:lang w:val="en-US"/>
+        </w:rPr>
+        <w:t>expo</w:t>
+      </w:r>
+      <w:r>
+        <w:rPr>
+          <w:b w:val="0"/>
+          <w:bCs/>
+        </w:rPr>
+        <w:t xml:space="preserve">, </w:t>
+      </w:r>
+      <w:r>
+        <w:rPr>
+          <w:b w:val="0"/>
+          <w:bCs/>
+        </w:rPr>
+        <w:t xml:space="preserve">в котором можно было отсканировать </w:t>
+      </w:r>
+      <w:proofErr w:type="spellStart"/>
+      <w:r>
+        <w:rPr>
+          <w:b w:val="0"/>
+          <w:bCs/>
+          <w:lang w:val="en-US"/>
+        </w:rPr>
+        <w:t>qr</w:t>
+      </w:r>
+      <w:proofErr w:type="spellEnd"/>
+      <w:r>
+        <w:rPr>
+          <w:b w:val="0"/>
+          <w:bCs/>
+        </w:rPr>
+        <w:t>-</w:t>
+      </w:r>
+      <w:r>
+        <w:rPr>
+          <w:b w:val="0"/>
+          <w:bCs/>
+          <w:lang w:val="en-US"/>
+        </w:rPr>
+        <w:t>code</w:t>
+      </w:r>
+      <w:r>
+        <w:rPr>
+          <w:b w:val="0"/>
+          <w:bCs/>
+        </w:rPr>
+        <w:t>, который выводится в командную строку</w:t>
+      </w:r>
+      <w:r>
+        <w:rPr>
+          <w:b w:val="0"/>
+          <w:bCs/>
+        </w:rPr>
+        <w:t>.</w:t>
+      </w:r>
+      <w:r>
+        <w:rPr>
+          <w:b w:val="0"/>
+          <w:bCs/>
+        </w:rPr>
+        <w:t xml:space="preserve"> </w:t>
       </w:r>
     </w:p>
     <w:p>
@@ -13553,82 +13667,43 @@
           <w:bCs/>
         </w:rPr>
       </w:pPr>
-    </w:p>
-    <w:p>
-      <w:pPr>
-        <w:spacing w:line="360" w:lineRule="auto"/>
-        <w:ind w:firstLine="709"/>
-        <w:jc w:val="both"/>
-        <w:rPr>
-          <w:bCs/>
-          <w:sz w:val="28"/>
-        </w:rPr>
-      </w:pPr>
-      <w:r>
-        <w:rPr>
-          <w:b/>
-          <w:bCs/>
-        </w:rPr>
-        <w:br w:type="page"/>
-      </w:r>
-    </w:p>
-    <w:p>
-      <w:pPr>
-        <w:pStyle w:val="a9"/>
-        <w:numPr>
-          <w:ilvl w:val="1"/>
-          <w:numId w:val="22"/>
-        </w:numPr>
-        <w:ind w:left="0" w:firstLine="709"/>
-      </w:pPr>
-      <w:bookmarkStart w:id="30" w:name="_Toc137546366"/>
-      <w:r>
-        <w:lastRenderedPageBreak/>
-        <w:t xml:space="preserve">Разработка </w:t>
-      </w:r>
-      <w:bookmarkEnd w:id="30"/>
-      <w:r>
-        <w:t>серверной части</w:t>
-      </w:r>
-    </w:p>
-    <w:p>
-      <w:pPr>
-        <w:pStyle w:val="a9"/>
-        <w:rPr>
-          <w:b w:val="0"/>
-          <w:bCs/>
-        </w:rPr>
-      </w:pPr>
-      <w:r>
-        <w:rPr>
-          <w:b w:val="0"/>
-          <w:bCs/>
-        </w:rPr>
-        <w:t>Разработка серверной части требовала в себе такие вещи как веб приложение для обмена данными через протокол HTTP и подключения к базе данных для ввода и вывода данных.</w:t>
-      </w:r>
-    </w:p>
-    <w:p>
-      <w:pPr>
-        <w:pStyle w:val="a9"/>
-        <w:rPr>
-          <w:b w:val="0"/>
-          <w:bCs/>
-        </w:rPr>
-      </w:pPr>
-      <w:r>
-        <w:rPr>
-          <w:b w:val="0"/>
-          <w:bCs/>
-        </w:rPr>
-        <w:t xml:space="preserve">Первым этапом стало создание класса объекта веб приложения на основе класса </w:t>
+      <w:r>
+        <w:rPr>
+          <w:b w:val="0"/>
+          <w:bCs/>
+        </w:rPr>
+        <w:t xml:space="preserve">После проверки совместимости и отображения </w:t>
+      </w:r>
+      <w:r>
+        <w:rPr>
+          <w:b w:val="0"/>
+          <w:bCs/>
+        </w:rPr>
+        <w:t xml:space="preserve">результатов проекта на мобильном устройстве, было проведено редактирование файла </w:t>
+      </w:r>
+      <w:r>
+        <w:rPr>
+          <w:b w:val="0"/>
+          <w:bCs/>
+          <w:lang w:val="en-US"/>
+        </w:rPr>
+        <w:t>App</w:t>
+      </w:r>
+      <w:r>
+        <w:rPr>
+          <w:b w:val="0"/>
+          <w:bCs/>
+        </w:rPr>
+        <w:t>.</w:t>
       </w:r>
       <w:proofErr w:type="spellStart"/>
       <w:r>
         <w:rPr>
           <w:b w:val="0"/>
           <w:bCs/>
-        </w:rPr>
-        <w:t>Flask</w:t>
+          <w:lang w:val="en-US"/>
+        </w:rPr>
+        <w:t>js</w:t>
       </w:r>
       <w:proofErr w:type="spellEnd"/>
       <w:r>
@@ -13636,15 +13711,53 @@
           <w:b w:val="0"/>
           <w:bCs/>
         </w:rPr>
-        <w:t xml:space="preserve"> из одноименной библиотеки. Вторым же этапом стало подключение к базе данных, через библиотеку psycopg2 и ее функцию “</w:t>
+        <w:t xml:space="preserve">, который генерируется при создании проекта с помощью </w:t>
+      </w:r>
+      <w:r>
+        <w:rPr>
+          <w:b w:val="0"/>
+          <w:bCs/>
+          <w:lang w:val="en-US"/>
+        </w:rPr>
+        <w:t>expo</w:t>
+      </w:r>
+      <w:r>
+        <w:rPr>
+          <w:b w:val="0"/>
+          <w:bCs/>
+        </w:rPr>
+        <w:t xml:space="preserve">. </w:t>
+      </w:r>
+      <w:r>
+        <w:rPr>
+          <w:b w:val="0"/>
+          <w:bCs/>
+        </w:rPr>
+        <w:t xml:space="preserve">Содержимое файла </w:t>
+      </w:r>
+      <w:r>
+        <w:rPr>
+          <w:b w:val="0"/>
+          <w:bCs/>
+          <w:lang w:val="en-US"/>
+        </w:rPr>
+        <w:t>App</w:t>
+      </w:r>
+      <w:r>
+        <w:rPr>
+          <w:b w:val="0"/>
+          <w:bCs/>
+        </w:rPr>
+        <w:t>.</w:t>
       </w:r>
       <w:proofErr w:type="spellStart"/>
       <w:r>
         <w:rPr>
           <w:b w:val="0"/>
           <w:bCs/>
-        </w:rPr>
-        <w:t>connect</w:t>
+          <w:lang w:val="en-US"/>
+        </w:rPr>
+        <w:t>js</w:t>
       </w:r>
       <w:proofErr w:type="spellEnd"/>
       <w:r>
@@ -13652,52 +13765,7 @@
           <w:b w:val="0"/>
           <w:bCs/>
         </w:rPr>
-        <w:t xml:space="preserve"> ()” в которую нам необходимо было передать данные для подключения к БД, такие как название БД, имя пользователя, пароль и IP. В качестве</w:t>
-      </w:r>
-      <w:r>
-        <w:rPr>
-          <w:b w:val="0"/>
-          <w:bCs/>
-        </w:rPr>
-        <w:t xml:space="preserve"> </w:t>
-      </w:r>
-      <w:r>
-        <w:rPr>
-          <w:b w:val="0"/>
-          <w:bCs/>
-          <w:lang w:val="en-US"/>
-        </w:rPr>
-        <w:t>IP</w:t>
-      </w:r>
-      <w:r>
-        <w:rPr>
-          <w:b w:val="0"/>
-          <w:bCs/>
-        </w:rPr>
-        <w:t xml:space="preserve"> </w:t>
-      </w:r>
-      <w:r>
-        <w:rPr>
-          <w:b w:val="0"/>
-          <w:bCs/>
-        </w:rPr>
-        <w:t>адреса, был использован локальный адрес.</w:t>
-      </w:r>
-    </w:p>
-    <w:p>
-      <w:pPr>
-        <w:pStyle w:val="a9"/>
-        <w:rPr>
-          <w:b w:val="0"/>
-          <w:bCs/>
-        </w:rPr>
-      </w:pPr>
-      <w:r>
-        <w:rPr>
-          <w:b w:val="0"/>
-          <w:bCs/>
-        </w:rPr>
-        <w:t>Часть кода, описанного выше, можно просмотреть на рисунке 1.</w:t>
+        <w:t xml:space="preserve"> после редактирования, представлено на рисунке 5.</w:t>
       </w:r>
     </w:p>
     <w:p>
@@ -13715,11 +13783,12 @@
           <w:b w:val="0"/>
           <w:bCs/>
         </w:rPr>
+        <w:lastRenderedPageBreak/>
         <w:drawing>
-          <wp:inline distT="0" distB="0" distL="0" distR="0" wp14:anchorId="58DBD858" wp14:editId="050796B7">
-            <wp:extent cx="3943900" cy="3191320"/>
-            <wp:effectExtent l="0" t="0" r="0" b="9525"/>
-            <wp:docPr id="23" name="Рисунок 23"/>
+          <wp:inline distT="0" distB="0" distL="0" distR="0" wp14:anchorId="074C43EB" wp14:editId="7A1B58BB">
+            <wp:extent cx="3978613" cy="6608344"/>
+            <wp:effectExtent l="0" t="0" r="3175" b="2540"/>
+            <wp:docPr id="27" name="Рисунок 27"/>
             <wp:cNvGraphicFramePr>
               <a:graphicFrameLocks xmlns:a="http://schemas.openxmlformats.org/drawingml/2006/main" noChangeAspect="1"/>
             </wp:cNvGraphicFramePr>
@@ -13739,6 +13808,1414 @@
                   <pic:spPr>
                     <a:xfrm>
                       <a:off x="0" y="0"/>
+                      <a:ext cx="3990181" cy="6627558"/>
+                    </a:xfrm>
+                    <a:prstGeom prst="rect">
+                      <a:avLst/>
+                    </a:prstGeom>
+                  </pic:spPr>
+                </pic:pic>
+              </a:graphicData>
+            </a:graphic>
+          </wp:inline>
+        </w:drawing>
+      </w:r>
+    </w:p>
+    <w:p>
+      <w:pPr>
+        <w:pStyle w:val="a9"/>
+        <w:ind w:firstLine="0"/>
+        <w:jc w:val="center"/>
+        <w:rPr>
+          <w:b w:val="0"/>
+          <w:bCs/>
+        </w:rPr>
+      </w:pPr>
+      <w:r>
+        <w:rPr>
+          <w:b w:val="0"/>
+          <w:bCs/>
+        </w:rPr>
+        <w:t xml:space="preserve">Рисунок 5 – содержимое файла </w:t>
+      </w:r>
+      <w:r>
+        <w:rPr>
+          <w:b w:val="0"/>
+          <w:bCs/>
+          <w:lang w:val="en-US"/>
+        </w:rPr>
+        <w:t>App</w:t>
+      </w:r>
+      <w:r>
+        <w:rPr>
+          <w:b w:val="0"/>
+          <w:bCs/>
+        </w:rPr>
+        <w:t>.</w:t>
+      </w:r>
+      <w:proofErr w:type="spellStart"/>
+      <w:r>
+        <w:rPr>
+          <w:b w:val="0"/>
+          <w:bCs/>
+          <w:lang w:val="en-US"/>
+        </w:rPr>
+        <w:t>js</w:t>
+      </w:r>
+      <w:proofErr w:type="spellEnd"/>
+    </w:p>
+    <w:p>
+      <w:pPr>
+        <w:pStyle w:val="a9"/>
+        <w:rPr>
+          <w:b w:val="0"/>
+          <w:bCs/>
+        </w:rPr>
+      </w:pPr>
+    </w:p>
+    <w:p>
+      <w:pPr>
+        <w:pStyle w:val="a9"/>
+        <w:rPr>
+          <w:b w:val="0"/>
+          <w:bCs/>
+        </w:rPr>
+      </w:pPr>
+      <w:r>
+        <w:rPr>
+          <w:b w:val="0"/>
+          <w:bCs/>
+        </w:rPr>
+        <w:t xml:space="preserve">Основное содержимое файла </w:t>
+      </w:r>
+      <w:r>
+        <w:rPr>
+          <w:b w:val="0"/>
+          <w:bCs/>
+          <w:lang w:val="en-US"/>
+        </w:rPr>
+        <w:t>App</w:t>
+      </w:r>
+      <w:r>
+        <w:rPr>
+          <w:b w:val="0"/>
+          <w:bCs/>
+        </w:rPr>
+        <w:t>.</w:t>
+      </w:r>
+      <w:proofErr w:type="spellStart"/>
+      <w:r>
+        <w:rPr>
+          <w:b w:val="0"/>
+          <w:bCs/>
+          <w:lang w:val="en-US"/>
+        </w:rPr>
+        <w:t>js</w:t>
+      </w:r>
+      <w:proofErr w:type="spellEnd"/>
+      <w:r>
+        <w:rPr>
+          <w:b w:val="0"/>
+          <w:bCs/>
+        </w:rPr>
+        <w:t>, является импорт библиотек, импорт файлов с другими окнами и настройка навигации в приложении, а также подключение основного шрифта.</w:t>
+      </w:r>
+    </w:p>
+    <w:p>
+      <w:pPr>
+        <w:pStyle w:val="a9"/>
+        <w:rPr>
+          <w:b w:val="0"/>
+          <w:bCs/>
+        </w:rPr>
+      </w:pPr>
+      <w:r>
+        <w:rPr>
+          <w:b w:val="0"/>
+          <w:bCs/>
+        </w:rPr>
+        <w:t xml:space="preserve">Далее были созданы два файла </w:t>
+      </w:r>
+      <w:r>
+        <w:rPr>
+          <w:b w:val="0"/>
+          <w:bCs/>
+          <w:lang w:val="en-US"/>
+        </w:rPr>
+        <w:t>auth</w:t>
+      </w:r>
+      <w:r>
+        <w:rPr>
+          <w:b w:val="0"/>
+          <w:bCs/>
+        </w:rPr>
+        <w:t>.</w:t>
+      </w:r>
+      <w:proofErr w:type="spellStart"/>
+      <w:r>
+        <w:rPr>
+          <w:b w:val="0"/>
+          <w:bCs/>
+          <w:lang w:val="en-US"/>
+        </w:rPr>
+        <w:t>js</w:t>
+      </w:r>
+      <w:proofErr w:type="spellEnd"/>
+      <w:r>
+        <w:rPr>
+          <w:b w:val="0"/>
+          <w:bCs/>
+        </w:rPr>
+        <w:t xml:space="preserve"> </w:t>
+      </w:r>
+      <w:r>
+        <w:rPr>
+          <w:b w:val="0"/>
+          <w:bCs/>
+        </w:rPr>
+        <w:t xml:space="preserve">и </w:t>
+      </w:r>
+      <w:r>
+        <w:rPr>
+          <w:b w:val="0"/>
+          <w:bCs/>
+          <w:lang w:val="en-US"/>
+        </w:rPr>
+        <w:t>reg</w:t>
+      </w:r>
+      <w:r>
+        <w:rPr>
+          <w:b w:val="0"/>
+          <w:bCs/>
+        </w:rPr>
+        <w:t>.</w:t>
+      </w:r>
+      <w:proofErr w:type="spellStart"/>
+      <w:r>
+        <w:rPr>
+          <w:b w:val="0"/>
+          <w:bCs/>
+          <w:lang w:val="en-US"/>
+        </w:rPr>
+        <w:t>js</w:t>
+      </w:r>
+      <w:proofErr w:type="spellEnd"/>
+      <w:r>
+        <w:rPr>
+          <w:b w:val="0"/>
+          <w:bCs/>
+        </w:rPr>
+        <w:t xml:space="preserve">, в которых прописана логика работы с сервером. В </w:t>
+      </w:r>
+      <w:r>
+        <w:rPr>
+          <w:b w:val="0"/>
+          <w:bCs/>
+          <w:lang w:val="en-US"/>
+        </w:rPr>
+        <w:t>auth</w:t>
+      </w:r>
+      <w:r>
+        <w:rPr>
+          <w:b w:val="0"/>
+          <w:bCs/>
+        </w:rPr>
+        <w:t>.</w:t>
+      </w:r>
+      <w:proofErr w:type="spellStart"/>
+      <w:r>
+        <w:rPr>
+          <w:b w:val="0"/>
+          <w:bCs/>
+          <w:lang w:val="en-US"/>
+        </w:rPr>
+        <w:t>js</w:t>
+      </w:r>
+      <w:proofErr w:type="spellEnd"/>
+      <w:r>
+        <w:rPr>
+          <w:b w:val="0"/>
+          <w:bCs/>
+        </w:rPr>
+        <w:t xml:space="preserve"> </w:t>
+      </w:r>
+      <w:r>
+        <w:rPr>
+          <w:b w:val="0"/>
+          <w:bCs/>
+        </w:rPr>
+        <w:t xml:space="preserve">прописано отображение страницы авторизации, аналогично и в </w:t>
+      </w:r>
+      <w:r>
+        <w:rPr>
+          <w:b w:val="0"/>
+          <w:bCs/>
+          <w:lang w:val="en-US"/>
+        </w:rPr>
+        <w:t>reg</w:t>
+      </w:r>
+      <w:r>
+        <w:rPr>
+          <w:b w:val="0"/>
+          <w:bCs/>
+        </w:rPr>
+        <w:t>.</w:t>
+      </w:r>
+      <w:proofErr w:type="spellStart"/>
+      <w:r>
+        <w:rPr>
+          <w:b w:val="0"/>
+          <w:bCs/>
+          <w:lang w:val="en-US"/>
+        </w:rPr>
+        <w:t>js</w:t>
+      </w:r>
+      <w:proofErr w:type="spellEnd"/>
+      <w:r>
+        <w:rPr>
+          <w:b w:val="0"/>
+          <w:bCs/>
+        </w:rPr>
+        <w:t>.</w:t>
+      </w:r>
+      <w:r>
+        <w:rPr>
+          <w:b w:val="0"/>
+          <w:bCs/>
+        </w:rPr>
+        <w:t xml:space="preserve"> </w:t>
+      </w:r>
+      <w:r>
+        <w:rPr>
+          <w:b w:val="0"/>
+          <w:bCs/>
+        </w:rPr>
+        <w:t xml:space="preserve">Из интересного можно выделить функцию </w:t>
+      </w:r>
+      <w:r>
+        <w:rPr>
+          <w:b w:val="0"/>
+          <w:bCs/>
+        </w:rPr>
+        <w:lastRenderedPageBreak/>
+        <w:t>отправки запроса серверу на проверку соответствия в базе данных ло</w:t>
+      </w:r>
+      <w:r>
+        <w:rPr>
+          <w:b w:val="0"/>
+          <w:bCs/>
+        </w:rPr>
+        <w:t>г</w:t>
+      </w:r>
+      <w:r>
+        <w:rPr>
+          <w:b w:val="0"/>
+          <w:bCs/>
+        </w:rPr>
+        <w:t>ина и пароля с данными вводимые пользователем, данная функция представлена на рисунке 6.</w:t>
+      </w:r>
+    </w:p>
+    <w:p>
+      <w:pPr>
+        <w:pStyle w:val="a9"/>
+        <w:ind w:firstLine="0"/>
+        <w:jc w:val="center"/>
+        <w:rPr>
+          <w:b w:val="0"/>
+          <w:bCs/>
+        </w:rPr>
+      </w:pPr>
+      <w:r>
+        <w:rPr>
+          <w:b w:val="0"/>
+          <w:bCs/>
+        </w:rPr>
+        <w:drawing>
+          <wp:inline distT="0" distB="0" distL="0" distR="0" wp14:anchorId="5228144D" wp14:editId="54CDF2FA">
+            <wp:extent cx="6201587" cy="1760707"/>
+            <wp:effectExtent l="0" t="0" r="0" b="0"/>
+            <wp:docPr id="28" name="Рисунок 28"/>
+            <wp:cNvGraphicFramePr>
+              <a:graphicFrameLocks xmlns:a="http://schemas.openxmlformats.org/drawingml/2006/main" noChangeAspect="1"/>
+            </wp:cNvGraphicFramePr>
+            <a:graphic xmlns:a="http://schemas.openxmlformats.org/drawingml/2006/main">
+              <a:graphicData uri="http://schemas.openxmlformats.org/drawingml/2006/picture">
+                <pic:pic xmlns:pic="http://schemas.openxmlformats.org/drawingml/2006/picture">
+                  <pic:nvPicPr>
+                    <pic:cNvPr id="1" name=""/>
+                    <pic:cNvPicPr/>
+                  </pic:nvPicPr>
+                  <pic:blipFill>
+                    <a:blip r:embed="rId30"/>
+                    <a:stretch>
+                      <a:fillRect/>
+                    </a:stretch>
+                  </pic:blipFill>
+                  <pic:spPr>
+                    <a:xfrm>
+                      <a:off x="0" y="0"/>
+                      <a:ext cx="6213161" cy="1763993"/>
+                    </a:xfrm>
+                    <a:prstGeom prst="rect">
+                      <a:avLst/>
+                    </a:prstGeom>
+                  </pic:spPr>
+                </pic:pic>
+              </a:graphicData>
+            </a:graphic>
+          </wp:inline>
+        </w:drawing>
+      </w:r>
+    </w:p>
+    <w:p>
+      <w:pPr>
+        <w:pStyle w:val="a9"/>
+        <w:ind w:firstLine="0"/>
+        <w:jc w:val="center"/>
+        <w:rPr>
+          <w:b w:val="0"/>
+          <w:bCs/>
+        </w:rPr>
+      </w:pPr>
+      <w:r>
+        <w:rPr>
+          <w:b w:val="0"/>
+          <w:bCs/>
+        </w:rPr>
+        <w:t xml:space="preserve">Рисунок 6 – </w:t>
+      </w:r>
+      <w:r>
+        <w:rPr>
+          <w:b w:val="0"/>
+          <w:bCs/>
+        </w:rPr>
+        <w:t xml:space="preserve">реализация функции </w:t>
+      </w:r>
+      <w:r>
+        <w:rPr>
+          <w:b w:val="0"/>
+          <w:bCs/>
+          <w:lang w:val="en-US"/>
+        </w:rPr>
+        <w:t>get</w:t>
+      </w:r>
+      <w:r>
+        <w:rPr>
+          <w:b w:val="0"/>
+          <w:bCs/>
+        </w:rPr>
+        <w:t xml:space="preserve"> </w:t>
+      </w:r>
+      <w:r>
+        <w:rPr>
+          <w:b w:val="0"/>
+          <w:bCs/>
+        </w:rPr>
+        <w:t>запроса на сервер</w:t>
+      </w:r>
+      <w:r>
+        <w:rPr>
+          <w:b w:val="0"/>
+          <w:bCs/>
+        </w:rPr>
+        <w:t>.</w:t>
+      </w:r>
+    </w:p>
+    <w:p>
+      <w:pPr>
+        <w:pStyle w:val="a9"/>
+        <w:ind w:firstLine="0"/>
+        <w:jc w:val="center"/>
+        <w:rPr>
+          <w:b w:val="0"/>
+          <w:bCs/>
+        </w:rPr>
+      </w:pPr>
+    </w:p>
+    <w:p>
+      <w:pPr>
+        <w:pStyle w:val="a9"/>
+        <w:rPr>
+          <w:b w:val="0"/>
+          <w:bCs/>
+        </w:rPr>
+      </w:pPr>
+      <w:r>
+        <w:rPr>
+          <w:b w:val="0"/>
+          <w:bCs/>
+        </w:rPr>
+        <w:t xml:space="preserve">В представленной функции сначала идет проверка на то имеются ли данные в полях, которые </w:t>
+      </w:r>
+      <w:r>
+        <w:rPr>
+          <w:b w:val="0"/>
+          <w:bCs/>
+        </w:rPr>
+        <w:t xml:space="preserve">отображаются в клиенте, если данные имеются в обоих полях, то идет отправка запроса серверу, и от него же следует ответ, где клиент снова делает проверку, если ответ полученный от сервера </w:t>
+      </w:r>
+      <w:r>
+        <w:rPr>
+          <w:b w:val="0"/>
+          <w:bCs/>
+          <w:lang w:val="en-US"/>
+        </w:rPr>
+        <w:t>true</w:t>
+      </w:r>
+      <w:r>
+        <w:rPr>
+          <w:b w:val="0"/>
+          <w:bCs/>
+        </w:rPr>
+        <w:t xml:space="preserve">, то авторизация считается успешно пройденной и используя функцию </w:t>
+      </w:r>
+      <w:r>
+        <w:rPr>
+          <w:b w:val="0"/>
+          <w:bCs/>
+          <w:lang w:val="en-US"/>
+        </w:rPr>
+        <w:t>navigate</w:t>
+      </w:r>
+      <w:r>
+        <w:rPr>
+          <w:b w:val="0"/>
+          <w:bCs/>
+        </w:rPr>
+        <w:t xml:space="preserve"> перемещает клиент на окно с главной страницей, иначе же выводит текст с ошибкой для клиента.</w:t>
+      </w:r>
+    </w:p>
+    <w:p>
+      <w:pPr>
+        <w:pStyle w:val="a9"/>
+        <w:rPr>
+          <w:b w:val="0"/>
+          <w:bCs/>
+        </w:rPr>
+      </w:pPr>
+      <w:r>
+        <w:rPr>
+          <w:b w:val="0"/>
+          <w:bCs/>
+        </w:rPr>
+        <w:t xml:space="preserve">В файле </w:t>
+      </w:r>
+      <w:r>
+        <w:rPr>
+          <w:b w:val="0"/>
+          <w:bCs/>
+          <w:lang w:val="en-US"/>
+        </w:rPr>
+        <w:t>reg</w:t>
+      </w:r>
+      <w:r>
+        <w:rPr>
+          <w:b w:val="0"/>
+          <w:bCs/>
+        </w:rPr>
+        <w:t>.</w:t>
+      </w:r>
+      <w:proofErr w:type="spellStart"/>
+      <w:r>
+        <w:rPr>
+          <w:b w:val="0"/>
+          <w:bCs/>
+          <w:lang w:val="en-US"/>
+        </w:rPr>
+        <w:t>js</w:t>
+      </w:r>
+      <w:proofErr w:type="spellEnd"/>
+      <w:r>
+        <w:rPr>
+          <w:b w:val="0"/>
+          <w:bCs/>
+        </w:rPr>
+        <w:t xml:space="preserve"> </w:t>
+      </w:r>
+      <w:r>
+        <w:rPr>
+          <w:b w:val="0"/>
+          <w:bCs/>
+        </w:rPr>
+        <w:t xml:space="preserve">имеется схожая структура, но уже с проверкой имеется ли пользователь в БД с введенными пользователем данными, если да, то выведет сообщение с ошибкой, иначе же сделает запрос серверу с отправкой </w:t>
+      </w:r>
+      <w:r>
+        <w:rPr>
+          <w:b w:val="0"/>
+          <w:bCs/>
+          <w:lang w:val="en-US"/>
+        </w:rPr>
+        <w:t>json</w:t>
+      </w:r>
+      <w:r>
+        <w:rPr>
+          <w:b w:val="0"/>
+          <w:bCs/>
+        </w:rPr>
+        <w:t xml:space="preserve"> файла, в котором записан логин и пароль введенные пользователем и переведет его на главную страницу. Реализация кода приведена на рисунке 7.</w:t>
+      </w:r>
+    </w:p>
+    <w:p>
+      <w:pPr>
+        <w:pStyle w:val="a9"/>
+        <w:ind w:firstLine="0"/>
+        <w:jc w:val="center"/>
+        <w:rPr>
+          <w:b w:val="0"/>
+          <w:bCs/>
+        </w:rPr>
+      </w:pPr>
+      <w:r>
+        <w:rPr>
+          <w:b w:val="0"/>
+          <w:bCs/>
+        </w:rPr>
+        <w:lastRenderedPageBreak/>
+        <w:drawing>
+          <wp:inline distT="0" distB="0" distL="0" distR="0" wp14:anchorId="3DA0776F" wp14:editId="3B2A97E5">
+            <wp:extent cx="5054195" cy="3677055"/>
+            <wp:effectExtent l="0" t="0" r="0" b="0"/>
+            <wp:docPr id="29" name="Рисунок 29"/>
+            <wp:cNvGraphicFramePr>
+              <a:graphicFrameLocks xmlns:a="http://schemas.openxmlformats.org/drawingml/2006/main" noChangeAspect="1"/>
+            </wp:cNvGraphicFramePr>
+            <a:graphic xmlns:a="http://schemas.openxmlformats.org/drawingml/2006/main">
+              <a:graphicData uri="http://schemas.openxmlformats.org/drawingml/2006/picture">
+                <pic:pic xmlns:pic="http://schemas.openxmlformats.org/drawingml/2006/picture">
+                  <pic:nvPicPr>
+                    <pic:cNvPr id="1" name=""/>
+                    <pic:cNvPicPr/>
+                  </pic:nvPicPr>
+                  <pic:blipFill>
+                    <a:blip r:embed="rId31"/>
+                    <a:stretch>
+                      <a:fillRect/>
+                    </a:stretch>
+                  </pic:blipFill>
+                  <pic:spPr>
+                    <a:xfrm>
+                      <a:off x="0" y="0"/>
+                      <a:ext cx="5057449" cy="3679422"/>
+                    </a:xfrm>
+                    <a:prstGeom prst="rect">
+                      <a:avLst/>
+                    </a:prstGeom>
+                  </pic:spPr>
+                </pic:pic>
+              </a:graphicData>
+            </a:graphic>
+          </wp:inline>
+        </w:drawing>
+      </w:r>
+    </w:p>
+    <w:p>
+      <w:pPr>
+        <w:pStyle w:val="a9"/>
+        <w:ind w:firstLine="0"/>
+        <w:jc w:val="center"/>
+        <w:rPr>
+          <w:b w:val="0"/>
+          <w:bCs/>
+        </w:rPr>
+      </w:pPr>
+      <w:r>
+        <w:rPr>
+          <w:b w:val="0"/>
+          <w:bCs/>
+        </w:rPr>
+        <w:t xml:space="preserve">Рисунок 7 – реализация функции </w:t>
+      </w:r>
+      <w:r>
+        <w:rPr>
+          <w:b w:val="0"/>
+          <w:bCs/>
+          <w:lang w:val="en-US"/>
+        </w:rPr>
+        <w:t>post</w:t>
+      </w:r>
+      <w:r>
+        <w:rPr>
+          <w:b w:val="0"/>
+          <w:bCs/>
+        </w:rPr>
+        <w:t xml:space="preserve"> </w:t>
+      </w:r>
+      <w:r>
+        <w:rPr>
+          <w:b w:val="0"/>
+          <w:bCs/>
+        </w:rPr>
+        <w:t>запроса на сервер</w:t>
+      </w:r>
+      <w:r>
+        <w:rPr>
+          <w:b w:val="0"/>
+          <w:bCs/>
+        </w:rPr>
+        <w:t>.</w:t>
+      </w:r>
+    </w:p>
+    <w:p>
+      <w:pPr>
+        <w:pStyle w:val="a9"/>
+        <w:rPr>
+          <w:b w:val="0"/>
+          <w:bCs/>
+        </w:rPr>
+      </w:pPr>
+    </w:p>
+    <w:p>
+      <w:pPr>
+        <w:pStyle w:val="a9"/>
+        <w:rPr>
+          <w:b w:val="0"/>
+          <w:bCs/>
+        </w:rPr>
+      </w:pPr>
+      <w:r>
+        <w:rPr>
+          <w:b w:val="0"/>
+          <w:bCs/>
+        </w:rPr>
+        <w:t>Следующим этапом стало разработка игры и ее отображение.</w:t>
+      </w:r>
+      <w:r>
+        <w:rPr>
+          <w:b w:val="0"/>
+          <w:bCs/>
+        </w:rPr>
+        <w:t xml:space="preserve"> </w:t>
+      </w:r>
+      <w:r>
+        <w:rPr>
+          <w:b w:val="0"/>
+          <w:bCs/>
+        </w:rPr>
+        <w:t xml:space="preserve">Для этого был создан файл </w:t>
+      </w:r>
+      <w:r>
+        <w:rPr>
+          <w:b w:val="0"/>
+          <w:bCs/>
+          <w:lang w:val="en-US"/>
+        </w:rPr>
+        <w:t>Sudoku</w:t>
+      </w:r>
+      <w:r>
+        <w:rPr>
+          <w:b w:val="0"/>
+          <w:bCs/>
+        </w:rPr>
+        <w:t>_</w:t>
+      </w:r>
+      <w:r>
+        <w:rPr>
+          <w:b w:val="0"/>
+          <w:bCs/>
+          <w:lang w:val="en-US"/>
+        </w:rPr>
+        <w:t>window</w:t>
+      </w:r>
+      <w:r>
+        <w:rPr>
+          <w:b w:val="0"/>
+          <w:bCs/>
+        </w:rPr>
+        <w:t>.</w:t>
+      </w:r>
+      <w:proofErr w:type="spellStart"/>
+      <w:r>
+        <w:rPr>
+          <w:b w:val="0"/>
+          <w:bCs/>
+          <w:lang w:val="en-US"/>
+        </w:rPr>
+        <w:t>js</w:t>
+      </w:r>
+      <w:proofErr w:type="spellEnd"/>
+      <w:r>
+        <w:rPr>
+          <w:b w:val="0"/>
+          <w:bCs/>
+        </w:rPr>
+        <w:t xml:space="preserve">, так как изначально разрабатывалась игра </w:t>
+      </w:r>
+      <w:proofErr w:type="spellStart"/>
+      <w:r>
+        <w:rPr>
+          <w:b w:val="0"/>
+          <w:bCs/>
+        </w:rPr>
+        <w:t>судоку</w:t>
+      </w:r>
+      <w:proofErr w:type="spellEnd"/>
+      <w:r>
+        <w:rPr>
+          <w:b w:val="0"/>
+          <w:bCs/>
+        </w:rPr>
+        <w:t>, которая хорошо подходила в качестве игры, что способна повышать внимание у пользователя, но во время ее разработки возникли пр</w:t>
+      </w:r>
+      <w:r>
+        <w:rPr>
+          <w:b w:val="0"/>
+          <w:bCs/>
+        </w:rPr>
+        <w:t xml:space="preserve">облемы с ее отображением и логикой взаимодействия с пользователем, поэтому было решено сделать более легкую игру. </w:t>
+      </w:r>
+    </w:p>
+    <w:p>
+      <w:pPr>
+        <w:pStyle w:val="a9"/>
+        <w:rPr>
+          <w:b w:val="0"/>
+          <w:bCs/>
+        </w:rPr>
+      </w:pPr>
+      <w:r>
+        <w:rPr>
+          <w:b w:val="0"/>
+          <w:bCs/>
+        </w:rPr>
+        <w:t>Из интересного в коде с игрой можно выделить функцию п</w:t>
+      </w:r>
+      <w:r>
+        <w:rPr>
+          <w:b w:val="0"/>
+          <w:bCs/>
+        </w:rPr>
+        <w:t>еретасовк</w:t>
+      </w:r>
+      <w:r>
+        <w:rPr>
+          <w:b w:val="0"/>
+          <w:bCs/>
+        </w:rPr>
+        <w:t>и</w:t>
+      </w:r>
+      <w:r>
+        <w:rPr>
+          <w:b w:val="0"/>
+          <w:bCs/>
+        </w:rPr>
+        <w:t xml:space="preserve"> Фишера – </w:t>
+      </w:r>
+      <w:proofErr w:type="spellStart"/>
+      <w:r>
+        <w:rPr>
+          <w:b w:val="0"/>
+          <w:bCs/>
+        </w:rPr>
+        <w:t>Йейтса</w:t>
+      </w:r>
+      <w:proofErr w:type="spellEnd"/>
+      <w:r>
+        <w:rPr>
+          <w:b w:val="0"/>
+          <w:bCs/>
+        </w:rPr>
+        <w:t xml:space="preserve">, которая представляет из себя </w:t>
+      </w:r>
+      <w:r>
+        <w:rPr>
+          <w:b w:val="0"/>
+          <w:bCs/>
+        </w:rPr>
+        <w:t>алгоритм перетасовки конечной последовательности.</w:t>
+      </w:r>
+      <w:r>
+        <w:rPr>
+          <w:b w:val="0"/>
+          <w:bCs/>
+        </w:rPr>
+        <w:t xml:space="preserve"> </w:t>
+      </w:r>
+      <w:r>
+        <w:rPr>
+          <w:b w:val="0"/>
+          <w:bCs/>
+        </w:rPr>
+        <w:t>Алгоритм берет список всех элементов последовательности и постоянно определяет следующий элемент в перетасованной последовательности, случайным образом вытягивая элемент из списка до тех пор, пока элементы не останутся.</w:t>
+      </w:r>
+      <w:r>
+        <w:rPr>
+          <w:b w:val="0"/>
+          <w:bCs/>
+        </w:rPr>
+        <w:t xml:space="preserve"> </w:t>
+      </w:r>
+      <w:r>
+        <w:rPr>
+          <w:b w:val="0"/>
+          <w:bCs/>
+        </w:rPr>
+        <w:t>Алгоритм производит беспристрастную перестановку: каждая перестановка равновероятна.</w:t>
+      </w:r>
+    </w:p>
+    <w:p>
+      <w:pPr>
+        <w:pStyle w:val="a9"/>
+        <w:rPr>
+          <w:b w:val="0"/>
+          <w:bCs/>
+        </w:rPr>
+      </w:pPr>
+    </w:p>
+    <w:p>
+      <w:pPr>
+        <w:pStyle w:val="a9"/>
+        <w:rPr>
+          <w:b w:val="0"/>
+          <w:bCs/>
+        </w:rPr>
+      </w:pPr>
+    </w:p>
+    <w:p>
+      <w:pPr>
+        <w:pStyle w:val="a9"/>
+        <w:rPr>
+          <w:b w:val="0"/>
+          <w:bCs/>
+        </w:rPr>
+      </w:pPr>
+      <w:r>
+        <w:rPr>
+          <w:b w:val="0"/>
+          <w:bCs/>
+        </w:rPr>
+        <w:lastRenderedPageBreak/>
+        <w:t xml:space="preserve">В качестве мобильного устройства был использован </w:t>
+      </w:r>
+      <w:r>
+        <w:rPr>
+          <w:b w:val="0"/>
+          <w:bCs/>
+          <w:lang w:val="en-US"/>
+        </w:rPr>
+        <w:t>Xiaomi</w:t>
+      </w:r>
+      <w:r>
+        <w:rPr>
+          <w:b w:val="0"/>
+          <w:bCs/>
+        </w:rPr>
+        <w:t xml:space="preserve"> </w:t>
+      </w:r>
+      <w:r>
+        <w:rPr>
+          <w:b w:val="0"/>
+          <w:bCs/>
+          <w:lang w:val="en-US"/>
+        </w:rPr>
+        <w:t>POCO</w:t>
+      </w:r>
+      <w:r>
+        <w:rPr>
+          <w:b w:val="0"/>
+          <w:bCs/>
+        </w:rPr>
+        <w:t xml:space="preserve"> </w:t>
+      </w:r>
+      <w:r>
+        <w:rPr>
+          <w:b w:val="0"/>
+          <w:bCs/>
+          <w:lang w:val="en-US"/>
+        </w:rPr>
+        <w:t>X</w:t>
+      </w:r>
+      <w:r>
+        <w:rPr>
+          <w:b w:val="0"/>
+          <w:bCs/>
+        </w:rPr>
+        <w:t xml:space="preserve">3, </w:t>
+      </w:r>
+      <w:r>
+        <w:rPr>
+          <w:b w:val="0"/>
+          <w:bCs/>
+        </w:rPr>
+        <w:t>поэтому все тесты проводились на нем, гарантии о правильном отображении всех элементов, разработанных в клиентской части, на других устройствах не присутствуют.</w:t>
+      </w:r>
+    </w:p>
+    <w:p>
+      <w:pPr>
+        <w:pStyle w:val="a9"/>
+        <w:rPr>
+          <w:b w:val="0"/>
+          <w:bCs/>
+        </w:rPr>
+      </w:pPr>
+    </w:p>
+    <w:p>
+      <w:pPr>
+        <w:spacing w:after="160" w:line="259" w:lineRule="auto"/>
+        <w:rPr>
+          <w:bCs/>
+          <w:sz w:val="28"/>
+        </w:rPr>
+      </w:pPr>
+      <w:r>
+        <w:rPr>
+          <w:b/>
+          <w:bCs/>
+        </w:rPr>
+        <w:br w:type="page"/>
+      </w:r>
+    </w:p>
+    <w:p>
+      <w:pPr>
+        <w:pStyle w:val="a9"/>
+        <w:numPr>
+          <w:ilvl w:val="1"/>
+          <w:numId w:val="22"/>
+        </w:numPr>
+        <w:ind w:left="0" w:firstLine="709"/>
+      </w:pPr>
+      <w:bookmarkStart w:id="29" w:name="_Toc137546366"/>
+      <w:r>
+        <w:lastRenderedPageBreak/>
+        <w:t xml:space="preserve">Разработка </w:t>
+      </w:r>
+      <w:bookmarkEnd w:id="29"/>
+      <w:r>
+        <w:t>серверной части</w:t>
+      </w:r>
+    </w:p>
+    <w:p>
+      <w:pPr>
+        <w:pStyle w:val="a9"/>
+        <w:rPr>
+          <w:b w:val="0"/>
+          <w:bCs/>
+        </w:rPr>
+      </w:pPr>
+      <w:r>
+        <w:rPr>
+          <w:b w:val="0"/>
+          <w:bCs/>
+        </w:rPr>
+        <w:t>Разработка серверной части требовала в себе такие вещи как веб приложение для обмена данными через протокол HTTP и подключения к базе данных для ввода и вывода данных.</w:t>
+      </w:r>
+    </w:p>
+    <w:p>
+      <w:pPr>
+        <w:pStyle w:val="a9"/>
+        <w:rPr>
+          <w:b w:val="0"/>
+          <w:bCs/>
+        </w:rPr>
+      </w:pPr>
+      <w:r>
+        <w:rPr>
+          <w:b w:val="0"/>
+          <w:bCs/>
+        </w:rPr>
+        <w:t xml:space="preserve">Сама база данных включает в себя лишь одну таблицу </w:t>
+      </w:r>
+      <w:r>
+        <w:rPr>
+          <w:b w:val="0"/>
+          <w:bCs/>
+        </w:rPr>
+        <w:t>“</w:t>
+      </w:r>
+      <w:r>
+        <w:rPr>
+          <w:b w:val="0"/>
+          <w:bCs/>
+        </w:rPr>
+        <w:t>пользователи</w:t>
+      </w:r>
+      <w:r>
+        <w:rPr>
+          <w:b w:val="0"/>
+          <w:bCs/>
+        </w:rPr>
+        <w:t>”</w:t>
+      </w:r>
+      <w:r>
+        <w:rPr>
+          <w:b w:val="0"/>
+          <w:bCs/>
+        </w:rPr>
+        <w:t xml:space="preserve">, которая имеет столбцы: </w:t>
+      </w:r>
+      <w:r>
+        <w:rPr>
+          <w:b w:val="0"/>
+          <w:bCs/>
+          <w:lang w:val="en-US"/>
+        </w:rPr>
+        <w:t>id</w:t>
+      </w:r>
+      <w:r>
+        <w:rPr>
+          <w:b w:val="0"/>
+          <w:bCs/>
+        </w:rPr>
+        <w:t xml:space="preserve">, </w:t>
+      </w:r>
+      <w:r>
+        <w:rPr>
+          <w:b w:val="0"/>
+          <w:bCs/>
+          <w:lang w:val="en-US"/>
+        </w:rPr>
+        <w:t>login</w:t>
+      </w:r>
+      <w:r>
+        <w:rPr>
+          <w:b w:val="0"/>
+          <w:bCs/>
+        </w:rPr>
+        <w:t xml:space="preserve">, </w:t>
+      </w:r>
+      <w:r>
+        <w:rPr>
+          <w:b w:val="0"/>
+          <w:bCs/>
+          <w:lang w:val="en-US"/>
+        </w:rPr>
+        <w:t>password</w:t>
+      </w:r>
+      <w:r>
+        <w:rPr>
+          <w:b w:val="0"/>
+          <w:bCs/>
+        </w:rPr>
+        <w:t>.</w:t>
+      </w:r>
+      <w:r>
+        <w:rPr>
+          <w:b w:val="0"/>
+          <w:bCs/>
+        </w:rPr>
+        <w:t xml:space="preserve"> Более база данных не имеет таблиц, так как клиент на этапе разработки большего не требует, но при дальнейшем дополнении приложения новым контентом, требуемые таблицы могут быть спокойно созданы и </w:t>
+      </w:r>
+      <w:proofErr w:type="spellStart"/>
+      <w:r>
+        <w:rPr>
+          <w:b w:val="0"/>
+          <w:bCs/>
+        </w:rPr>
+        <w:t>субд</w:t>
+      </w:r>
+      <w:proofErr w:type="spellEnd"/>
+      <w:r>
+        <w:rPr>
+          <w:b w:val="0"/>
+          <w:bCs/>
+        </w:rPr>
+        <w:t xml:space="preserve"> </w:t>
+      </w:r>
+      <w:proofErr w:type="spellStart"/>
+      <w:r>
+        <w:rPr>
+          <w:b w:val="0"/>
+          <w:bCs/>
+          <w:lang w:val="en-US"/>
+        </w:rPr>
+        <w:t>pgAdmin</w:t>
+      </w:r>
+      <w:proofErr w:type="spellEnd"/>
+      <w:r>
+        <w:rPr>
+          <w:b w:val="0"/>
+          <w:bCs/>
+        </w:rPr>
+        <w:t xml:space="preserve"> </w:t>
+      </w:r>
+      <w:r>
+        <w:rPr>
+          <w:b w:val="0"/>
+          <w:bCs/>
+        </w:rPr>
+        <w:t>это позволяет.</w:t>
+      </w:r>
+      <w:r>
+        <w:rPr>
+          <w:b w:val="0"/>
+          <w:bCs/>
+        </w:rPr>
+        <w:t xml:space="preserve"> </w:t>
+      </w:r>
+      <w:r>
+        <w:rPr>
+          <w:b w:val="0"/>
+          <w:bCs/>
+        </w:rPr>
+        <w:t xml:space="preserve">Таблица </w:t>
+      </w:r>
+      <w:r>
+        <w:rPr>
+          <w:b w:val="0"/>
+          <w:bCs/>
+          <w:lang w:val="en-US"/>
+        </w:rPr>
+        <w:t xml:space="preserve">Users </w:t>
+      </w:r>
+      <w:r>
+        <w:rPr>
+          <w:b w:val="0"/>
+          <w:bCs/>
+        </w:rPr>
+        <w:t>представлена на рисунке 4.</w:t>
+      </w:r>
+    </w:p>
+    <w:p>
+      <w:pPr>
+        <w:pStyle w:val="a9"/>
+        <w:ind w:firstLine="0"/>
+        <w:jc w:val="center"/>
+        <w:rPr>
+          <w:b w:val="0"/>
+          <w:bCs/>
+          <w:lang w:val="en-US"/>
+        </w:rPr>
+      </w:pPr>
+      <w:r>
+        <w:rPr>
+          <w:b w:val="0"/>
+          <w:bCs/>
+          <w:lang w:val="en-US"/>
+        </w:rPr>
+        <w:drawing>
+          <wp:inline distT="0" distB="0" distL="0" distR="0" wp14:anchorId="65A6E3C3" wp14:editId="437B8BF6">
+            <wp:extent cx="5379396" cy="3271915"/>
+            <wp:effectExtent l="0" t="0" r="0" b="5080"/>
+            <wp:docPr id="26" name="Рисунок 26"/>
+            <wp:cNvGraphicFramePr>
+              <a:graphicFrameLocks xmlns:a="http://schemas.openxmlformats.org/drawingml/2006/main" noChangeAspect="1"/>
+            </wp:cNvGraphicFramePr>
+            <a:graphic xmlns:a="http://schemas.openxmlformats.org/drawingml/2006/main">
+              <a:graphicData uri="http://schemas.openxmlformats.org/drawingml/2006/picture">
+                <pic:pic xmlns:pic="http://schemas.openxmlformats.org/drawingml/2006/picture">
+                  <pic:nvPicPr>
+                    <pic:cNvPr id="1" name=""/>
+                    <pic:cNvPicPr/>
+                  </pic:nvPicPr>
+                  <pic:blipFill>
+                    <a:blip r:embed="rId32"/>
+                    <a:stretch>
+                      <a:fillRect/>
+                    </a:stretch>
+                  </pic:blipFill>
+                  <pic:spPr>
+                    <a:xfrm>
+                      <a:off x="0" y="0"/>
+                      <a:ext cx="5384196" cy="3274834"/>
+                    </a:xfrm>
+                    <a:prstGeom prst="rect">
+                      <a:avLst/>
+                    </a:prstGeom>
+                  </pic:spPr>
+                </pic:pic>
+              </a:graphicData>
+            </a:graphic>
+          </wp:inline>
+        </w:drawing>
+      </w:r>
+    </w:p>
+    <w:p>
+      <w:pPr>
+        <w:pStyle w:val="a9"/>
+        <w:ind w:firstLine="0"/>
+        <w:jc w:val="center"/>
+        <w:rPr>
+          <w:b w:val="0"/>
+          <w:bCs/>
+        </w:rPr>
+      </w:pPr>
+      <w:r>
+        <w:rPr>
+          <w:b w:val="0"/>
+          <w:bCs/>
+        </w:rPr>
+        <w:t xml:space="preserve">Рисунок 4 – </w:t>
+      </w:r>
+      <w:r>
+        <w:rPr>
+          <w:b w:val="0"/>
+          <w:bCs/>
+        </w:rPr>
+        <w:t xml:space="preserve">таблица </w:t>
+      </w:r>
+      <w:r>
+        <w:rPr>
+          <w:b w:val="0"/>
+          <w:bCs/>
+          <w:lang w:val="en-US"/>
+        </w:rPr>
+        <w:t>Users</w:t>
+      </w:r>
+      <w:r>
+        <w:rPr>
+          <w:b w:val="0"/>
+          <w:bCs/>
+        </w:rPr>
+        <w:t xml:space="preserve"> в </w:t>
+      </w:r>
+      <w:proofErr w:type="spellStart"/>
+      <w:r>
+        <w:rPr>
+          <w:b w:val="0"/>
+          <w:bCs/>
+          <w:lang w:val="en-US"/>
+        </w:rPr>
+        <w:t>pgAdmin</w:t>
+      </w:r>
+      <w:proofErr w:type="spellEnd"/>
+    </w:p>
+    <w:p>
+      <w:pPr>
+        <w:pStyle w:val="a9"/>
+        <w:rPr>
+          <w:b w:val="0"/>
+          <w:bCs/>
+        </w:rPr>
+      </w:pPr>
+      <w:r>
+        <w:rPr>
+          <w:b w:val="0"/>
+          <w:bCs/>
+        </w:rPr>
+        <w:t>Первым этапом</w:t>
+      </w:r>
+      <w:r>
+        <w:rPr>
+          <w:b w:val="0"/>
+          <w:bCs/>
+        </w:rPr>
+        <w:t xml:space="preserve"> для создания сервера</w:t>
+      </w:r>
+      <w:r>
+        <w:rPr>
+          <w:b w:val="0"/>
+          <w:bCs/>
+        </w:rPr>
+        <w:t xml:space="preserve"> стало создание класса объекта веб приложения на основе класса </w:t>
+      </w:r>
+      <w:proofErr w:type="spellStart"/>
+      <w:r>
+        <w:rPr>
+          <w:b w:val="0"/>
+          <w:bCs/>
+        </w:rPr>
+        <w:t>Flask</w:t>
+      </w:r>
+      <w:proofErr w:type="spellEnd"/>
+      <w:r>
+        <w:rPr>
+          <w:b w:val="0"/>
+          <w:bCs/>
+        </w:rPr>
+        <w:t xml:space="preserve"> из одноименной библиотеки. Вторым же этапом стало подключение к базе данных, через библиотеку psycopg2 и ее функцию “</w:t>
+      </w:r>
+      <w:proofErr w:type="spellStart"/>
+      <w:r>
+        <w:rPr>
+          <w:b w:val="0"/>
+          <w:bCs/>
+        </w:rPr>
+        <w:t>connect</w:t>
+      </w:r>
+      <w:proofErr w:type="spellEnd"/>
+      <w:r>
+        <w:rPr>
+          <w:b w:val="0"/>
+          <w:bCs/>
+        </w:rPr>
+        <w:t xml:space="preserve"> ()” в которую нам необходимо было передать данные для подключения к БД, такие как название БД, имя пользователя, пароль и IP. В качестве</w:t>
+      </w:r>
+      <w:r>
+        <w:rPr>
+          <w:b w:val="0"/>
+          <w:bCs/>
+        </w:rPr>
+        <w:t xml:space="preserve"> </w:t>
+      </w:r>
+      <w:r>
+        <w:rPr>
+          <w:b w:val="0"/>
+          <w:bCs/>
+          <w:lang w:val="en-US"/>
+        </w:rPr>
+        <w:t>IP</w:t>
+      </w:r>
+      <w:r>
+        <w:rPr>
+          <w:b w:val="0"/>
+          <w:bCs/>
+        </w:rPr>
+        <w:t xml:space="preserve"> </w:t>
+      </w:r>
+      <w:r>
+        <w:rPr>
+          <w:b w:val="0"/>
+          <w:bCs/>
+        </w:rPr>
+        <w:t>адреса, был использован локальный адрес.</w:t>
+      </w:r>
+    </w:p>
+    <w:p>
+      <w:pPr>
+        <w:pStyle w:val="a9"/>
+        <w:rPr>
+          <w:b w:val="0"/>
+          <w:bCs/>
+        </w:rPr>
+      </w:pPr>
+      <w:r>
+        <w:rPr>
+          <w:b w:val="0"/>
+          <w:bCs/>
+        </w:rPr>
+        <w:t>Часть кода, описанного выше, можно просмотреть на рисунке 1.</w:t>
+      </w:r>
+    </w:p>
+    <w:p>
+      <w:pPr>
+        <w:pStyle w:val="a9"/>
+        <w:ind w:firstLine="0"/>
+        <w:jc w:val="center"/>
+        <w:rPr>
+          <w:b w:val="0"/>
+          <w:bCs/>
+        </w:rPr>
+      </w:pPr>
+      <w:r>
+        <w:rPr>
+          <w:b w:val="0"/>
+          <w:bCs/>
+          <w:noProof/>
+        </w:rPr>
+        <w:lastRenderedPageBreak/>
+        <w:drawing>
+          <wp:inline distT="0" distB="0" distL="0" distR="0" wp14:anchorId="58DBD858" wp14:editId="050796B7">
+            <wp:extent cx="3943900" cy="3191320"/>
+            <wp:effectExtent l="0" t="0" r="0" b="9525"/>
+            <wp:docPr id="23" name="Рисунок 23"/>
+            <wp:cNvGraphicFramePr>
+              <a:graphicFrameLocks xmlns:a="http://schemas.openxmlformats.org/drawingml/2006/main" noChangeAspect="1"/>
+            </wp:cNvGraphicFramePr>
+            <a:graphic xmlns:a="http://schemas.openxmlformats.org/drawingml/2006/main">
+              <a:graphicData uri="http://schemas.openxmlformats.org/drawingml/2006/picture">
+                <pic:pic xmlns:pic="http://schemas.openxmlformats.org/drawingml/2006/picture">
+                  <pic:nvPicPr>
+                    <pic:cNvPr id="1" name=""/>
+                    <pic:cNvPicPr/>
+                  </pic:nvPicPr>
+                  <pic:blipFill>
+                    <a:blip r:embed="rId33"/>
+                    <a:stretch>
+                      <a:fillRect/>
+                    </a:stretch>
+                  </pic:blipFill>
+                  <pic:spPr>
+                    <a:xfrm>
+                      <a:off x="0" y="0"/>
                       <a:ext cx="3943900" cy="3191320"/>
                     </a:xfrm>
                     <a:prstGeom prst="rect">
@@ -13785,20 +15262,955 @@
         </w:rPr>
         <w:t xml:space="preserve">Следующим этапом </w:t>
       </w:r>
-    </w:p>
-    <w:p>
-      <w:pPr>
-        <w:spacing w:line="360" w:lineRule="auto"/>
-        <w:ind w:firstLine="709"/>
-        <w:jc w:val="both"/>
-        <w:rPr>
-          <w:bCs/>
-          <w:sz w:val="28"/>
-        </w:rPr>
-      </w:pPr>
-      <w:r>
-        <w:rPr>
-          <w:b/>
+      <w:r>
+        <w:rPr>
+          <w:b w:val="0"/>
+          <w:bCs/>
+        </w:rPr>
+        <w:t>стало прописывание маршрутов</w:t>
+      </w:r>
+      <w:r>
+        <w:rPr>
+          <w:b w:val="0"/>
+          <w:bCs/>
+        </w:rPr>
+        <w:t xml:space="preserve"> (</w:t>
+      </w:r>
+      <w:r>
+        <w:rPr>
+          <w:b w:val="0"/>
+          <w:bCs/>
+          <w:lang w:val="en-US"/>
+        </w:rPr>
+        <w:t>URL</w:t>
+      </w:r>
+      <w:r>
+        <w:rPr>
+          <w:b w:val="0"/>
+          <w:bCs/>
+        </w:rPr>
+        <w:t>)</w:t>
+      </w:r>
+      <w:r>
+        <w:rPr>
+          <w:b w:val="0"/>
+          <w:bCs/>
+        </w:rPr>
+        <w:t xml:space="preserve"> и привязка к ним функций. Это делается </w:t>
+      </w:r>
+      <w:r>
+        <w:rPr>
+          <w:b w:val="0"/>
+          <w:bCs/>
+        </w:rPr>
+        <w:t>через декоратор</w:t>
+      </w:r>
+      <w:r>
+        <w:rPr>
+          <w:b w:val="0"/>
+          <w:bCs/>
+        </w:rPr>
+        <w:t xml:space="preserve"> </w:t>
+      </w:r>
+      <w:proofErr w:type="gramStart"/>
+      <w:r>
+        <w:rPr>
+          <w:b w:val="0"/>
+          <w:bCs/>
+          <w:lang w:val="en-US"/>
+        </w:rPr>
+        <w:t>app</w:t>
+      </w:r>
+      <w:r>
+        <w:rPr>
+          <w:b w:val="0"/>
+          <w:bCs/>
+        </w:rPr>
+        <w:t>.</w:t>
+      </w:r>
+      <w:r>
+        <w:rPr>
+          <w:b w:val="0"/>
+          <w:bCs/>
+          <w:lang w:val="en-US"/>
+        </w:rPr>
+        <w:t>route</w:t>
+      </w:r>
+      <w:proofErr w:type="gramEnd"/>
+      <w:r>
+        <w:rPr>
+          <w:b w:val="0"/>
+          <w:bCs/>
+        </w:rPr>
+        <w:t xml:space="preserve">, </w:t>
+      </w:r>
+      <w:r>
+        <w:rPr>
+          <w:b w:val="0"/>
+          <w:bCs/>
+        </w:rPr>
+        <w:t xml:space="preserve">в котором прописывается </w:t>
+      </w:r>
+      <w:r>
+        <w:rPr>
+          <w:b w:val="0"/>
+          <w:bCs/>
+        </w:rPr>
+        <w:t xml:space="preserve">маршрут и метод, после чего можно создавать функцию и работать с ней. Чтобы работать с базой данных, необходимо сделать курсор, и через метод </w:t>
+      </w:r>
+      <w:r>
+        <w:rPr>
+          <w:b w:val="0"/>
+          <w:bCs/>
+          <w:lang w:val="en-US"/>
+        </w:rPr>
+        <w:t>execute</w:t>
+      </w:r>
+      <w:r>
+        <w:rPr>
+          <w:b w:val="0"/>
+          <w:bCs/>
+        </w:rPr>
+        <w:t xml:space="preserve"> </w:t>
+      </w:r>
+      <w:r>
+        <w:rPr>
+          <w:b w:val="0"/>
+          <w:bCs/>
+        </w:rPr>
+        <w:t xml:space="preserve">выполнять </w:t>
+      </w:r>
+      <w:r>
+        <w:rPr>
+          <w:b w:val="0"/>
+          <w:bCs/>
+          <w:lang w:val="en-US"/>
+        </w:rPr>
+        <w:t>PostgreSQL</w:t>
+      </w:r>
+      <w:r>
+        <w:rPr>
+          <w:b w:val="0"/>
+          <w:bCs/>
+        </w:rPr>
+        <w:t xml:space="preserve"> </w:t>
+      </w:r>
+      <w:r>
+        <w:rPr>
+          <w:b w:val="0"/>
+          <w:bCs/>
+        </w:rPr>
+        <w:t>команды</w:t>
+      </w:r>
+      <w:r>
+        <w:rPr>
+          <w:b w:val="0"/>
+          <w:bCs/>
+        </w:rPr>
+        <w:t>.</w:t>
+      </w:r>
+    </w:p>
+    <w:p>
+      <w:pPr>
+        <w:pStyle w:val="a9"/>
+        <w:rPr>
+          <w:b w:val="0"/>
+          <w:bCs/>
+        </w:rPr>
+      </w:pPr>
+      <w:r>
+        <w:rPr>
+          <w:b w:val="0"/>
+          <w:bCs/>
+        </w:rPr>
+        <w:t xml:space="preserve">Первым делом было решено реализовать функцию, которая будет получать логин и пароль, делать запрос в базу данных с поиском таких логина и пароля и возвращать либо </w:t>
+      </w:r>
+      <w:r>
+        <w:rPr>
+          <w:b w:val="0"/>
+          <w:bCs/>
+          <w:lang w:val="en-US"/>
+        </w:rPr>
+        <w:t>True</w:t>
+      </w:r>
+      <w:r>
+        <w:rPr>
+          <w:b w:val="0"/>
+          <w:bCs/>
+        </w:rPr>
+        <w:t xml:space="preserve"> </w:t>
+      </w:r>
+      <w:r>
+        <w:rPr>
+          <w:b w:val="0"/>
+          <w:bCs/>
+        </w:rPr>
+        <w:t xml:space="preserve">если пользователь с такими данными существует, либо </w:t>
+      </w:r>
+      <w:r>
+        <w:rPr>
+          <w:b w:val="0"/>
+          <w:bCs/>
+          <w:lang w:val="en-US"/>
+        </w:rPr>
+        <w:t>False</w:t>
+      </w:r>
+      <w:r>
+        <w:rPr>
+          <w:b w:val="0"/>
+          <w:bCs/>
+        </w:rPr>
+        <w:t xml:space="preserve"> если данные не верны, данная реализация представлена на рисунке 2.</w:t>
+      </w:r>
+    </w:p>
+    <w:p>
+      <w:pPr>
+        <w:pStyle w:val="a9"/>
+        <w:ind w:firstLine="0"/>
+        <w:jc w:val="center"/>
+        <w:rPr>
+          <w:b w:val="0"/>
+          <w:bCs/>
+        </w:rPr>
+      </w:pPr>
+      <w:r>
+        <w:rPr>
+          <w:b w:val="0"/>
+          <w:bCs/>
+        </w:rPr>
+        <w:lastRenderedPageBreak/>
+        <w:drawing>
+          <wp:inline distT="0" distB="0" distL="0" distR="0" wp14:anchorId="617346C5" wp14:editId="18339CAA">
+            <wp:extent cx="5940425" cy="2708275"/>
+            <wp:effectExtent l="0" t="0" r="3175" b="0"/>
+            <wp:docPr id="15" name="Рисунок 15"/>
+            <wp:cNvGraphicFramePr>
+              <a:graphicFrameLocks xmlns:a="http://schemas.openxmlformats.org/drawingml/2006/main" noChangeAspect="1"/>
+            </wp:cNvGraphicFramePr>
+            <a:graphic xmlns:a="http://schemas.openxmlformats.org/drawingml/2006/main">
+              <a:graphicData uri="http://schemas.openxmlformats.org/drawingml/2006/picture">
+                <pic:pic xmlns:pic="http://schemas.openxmlformats.org/drawingml/2006/picture">
+                  <pic:nvPicPr>
+                    <pic:cNvPr id="1" name=""/>
+                    <pic:cNvPicPr/>
+                  </pic:nvPicPr>
+                  <pic:blipFill>
+                    <a:blip r:embed="rId34"/>
+                    <a:stretch>
+                      <a:fillRect/>
+                    </a:stretch>
+                  </pic:blipFill>
+                  <pic:spPr>
+                    <a:xfrm>
+                      <a:off x="0" y="0"/>
+                      <a:ext cx="5940425" cy="2708275"/>
+                    </a:xfrm>
+                    <a:prstGeom prst="rect">
+                      <a:avLst/>
+                    </a:prstGeom>
+                  </pic:spPr>
+                </pic:pic>
+              </a:graphicData>
+            </a:graphic>
+          </wp:inline>
+        </w:drawing>
+      </w:r>
+    </w:p>
+    <w:p>
+      <w:pPr>
+        <w:pStyle w:val="a9"/>
+        <w:ind w:firstLine="0"/>
+        <w:jc w:val="center"/>
+        <w:rPr>
+          <w:b w:val="0"/>
+          <w:bCs/>
+        </w:rPr>
+      </w:pPr>
+      <w:r>
+        <w:rPr>
+          <w:b w:val="0"/>
+          <w:bCs/>
+        </w:rPr>
+        <w:t>Рисунок 2 – реализация функции проверки данных</w:t>
+      </w:r>
+    </w:p>
+    <w:p>
+      <w:pPr>
+        <w:pStyle w:val="a9"/>
+        <w:rPr>
+          <w:b w:val="0"/>
+          <w:bCs/>
+        </w:rPr>
+      </w:pPr>
+      <w:r>
+        <w:rPr>
+          <w:b w:val="0"/>
+          <w:bCs/>
+        </w:rPr>
+        <w:t xml:space="preserve">Данная функция является проверкой логина и пароля веденные пользователем и теми данными, что занесены в базу данных при условии, если данные совпадают, то возвращает ответ в виде веб страницы со словом </w:t>
+      </w:r>
+      <w:r>
+        <w:rPr>
+          <w:b w:val="0"/>
+          <w:bCs/>
+          <w:lang w:val="en-US"/>
+        </w:rPr>
+        <w:t>true</w:t>
+      </w:r>
+      <w:r>
+        <w:rPr>
+          <w:b w:val="0"/>
+          <w:bCs/>
+        </w:rPr>
+        <w:t xml:space="preserve">, </w:t>
+      </w:r>
+      <w:r>
+        <w:rPr>
+          <w:b w:val="0"/>
+          <w:bCs/>
+        </w:rPr>
+        <w:t xml:space="preserve">либо при несовпадении данных </w:t>
+      </w:r>
+      <w:r>
+        <w:rPr>
+          <w:b w:val="0"/>
+          <w:bCs/>
+          <w:lang w:val="en-US"/>
+        </w:rPr>
+        <w:t>false</w:t>
+      </w:r>
+      <w:r>
+        <w:rPr>
+          <w:b w:val="0"/>
+          <w:bCs/>
+        </w:rPr>
+        <w:t>.</w:t>
+      </w:r>
+    </w:p>
+    <w:p>
+      <w:pPr>
+        <w:pStyle w:val="a9"/>
+        <w:rPr>
+          <w:b w:val="0"/>
+          <w:bCs/>
+        </w:rPr>
+      </w:pPr>
+      <w:r>
+        <w:rPr>
+          <w:b w:val="0"/>
+          <w:bCs/>
+        </w:rPr>
+        <w:t>Строка</w:t>
+      </w:r>
+      <w:r>
+        <w:rPr>
+          <w:b w:val="0"/>
+          <w:bCs/>
+        </w:rPr>
+        <w:t xml:space="preserve"> “</w:t>
+      </w:r>
+      <w:r>
+        <w:rPr>
+          <w:b w:val="0"/>
+          <w:bCs/>
+          <w:lang w:val="en-US"/>
+        </w:rPr>
+        <w:t>users</w:t>
+      </w:r>
+      <w:r>
+        <w:rPr>
+          <w:b w:val="0"/>
+          <w:bCs/>
+        </w:rPr>
+        <w:t xml:space="preserve"> = </w:t>
+      </w:r>
+      <w:proofErr w:type="gramStart"/>
+      <w:r>
+        <w:rPr>
+          <w:b w:val="0"/>
+          <w:bCs/>
+          <w:lang w:val="en-US"/>
+        </w:rPr>
+        <w:t>cur</w:t>
+      </w:r>
+      <w:r>
+        <w:rPr>
+          <w:b w:val="0"/>
+          <w:bCs/>
+        </w:rPr>
+        <w:t>.</w:t>
+      </w:r>
+      <w:proofErr w:type="spellStart"/>
+      <w:r>
+        <w:rPr>
+          <w:b w:val="0"/>
+          <w:bCs/>
+          <w:lang w:val="en-US"/>
+        </w:rPr>
+        <w:t>fetchone</w:t>
+      </w:r>
+      <w:proofErr w:type="spellEnd"/>
+      <w:proofErr w:type="gramEnd"/>
+      <w:r>
+        <w:rPr>
+          <w:b w:val="0"/>
+          <w:bCs/>
+        </w:rPr>
+        <w:t xml:space="preserve">()”, </w:t>
+      </w:r>
+      <w:r>
+        <w:rPr>
+          <w:b w:val="0"/>
+          <w:bCs/>
+        </w:rPr>
+        <w:t>извлекает первую строку результирующего набора, возвращаемого запросом</w:t>
+      </w:r>
+      <w:r>
+        <w:rPr>
+          <w:b w:val="0"/>
+          <w:bCs/>
+        </w:rPr>
+        <w:t xml:space="preserve"> </w:t>
+      </w:r>
+      <w:r>
+        <w:rPr>
+          <w:b w:val="0"/>
+          <w:bCs/>
+        </w:rPr>
+        <w:t xml:space="preserve">и записывает результат в переменную </w:t>
+      </w:r>
+      <w:r>
+        <w:rPr>
+          <w:b w:val="0"/>
+          <w:bCs/>
+          <w:lang w:val="en-US"/>
+        </w:rPr>
+        <w:t>users</w:t>
+      </w:r>
+      <w:r>
+        <w:rPr>
+          <w:b w:val="0"/>
+          <w:bCs/>
+        </w:rPr>
+        <w:t>.</w:t>
+      </w:r>
+    </w:p>
+    <w:p>
+      <w:pPr>
+        <w:pStyle w:val="a9"/>
+        <w:rPr>
+          <w:b w:val="0"/>
+          <w:bCs/>
+        </w:rPr>
+      </w:pPr>
+      <w:r>
+        <w:rPr>
+          <w:b w:val="0"/>
+          <w:bCs/>
+        </w:rPr>
+        <w:t xml:space="preserve">Следующей задачей стала реализация функции, в которой идет считывание </w:t>
+      </w:r>
+      <w:r>
+        <w:rPr>
+          <w:b w:val="0"/>
+          <w:bCs/>
+          <w:lang w:val="en-US"/>
+        </w:rPr>
+        <w:t>json</w:t>
+      </w:r>
+      <w:r>
+        <w:rPr>
+          <w:b w:val="0"/>
+          <w:bCs/>
+        </w:rPr>
+        <w:t xml:space="preserve"> </w:t>
+      </w:r>
+      <w:r>
+        <w:rPr>
+          <w:b w:val="0"/>
+          <w:bCs/>
+        </w:rPr>
+        <w:t>файла, переданного по маршруту и создание записи в базу данных или если более обобщенно, то написание функции регистрации пользователя в БД.</w:t>
+      </w:r>
+    </w:p>
+    <w:p>
+      <w:pPr>
+        <w:pStyle w:val="a9"/>
+        <w:rPr>
+          <w:b w:val="0"/>
+          <w:bCs/>
+        </w:rPr>
+      </w:pPr>
+      <w:r>
+        <w:rPr>
+          <w:b w:val="0"/>
+          <w:bCs/>
+        </w:rPr>
+        <w:t xml:space="preserve">Для этого необходимо было прописать новый декоратор, новый маршрут к нему и выбрать для него метод </w:t>
+      </w:r>
+      <w:r>
+        <w:rPr>
+          <w:b w:val="0"/>
+          <w:bCs/>
+          <w:lang w:val="en-US"/>
+        </w:rPr>
+        <w:t>POST</w:t>
+      </w:r>
+      <w:r>
+        <w:rPr>
+          <w:b w:val="0"/>
+          <w:bCs/>
+        </w:rPr>
+        <w:t>, после чего записать новую функцию. Данная реализация приведена на рисунке 3.</w:t>
+      </w:r>
+    </w:p>
+    <w:p>
+      <w:pPr>
+        <w:pStyle w:val="a9"/>
+        <w:ind w:firstLine="0"/>
+        <w:jc w:val="center"/>
+        <w:rPr>
+          <w:b w:val="0"/>
+          <w:bCs/>
+        </w:rPr>
+      </w:pPr>
+      <w:r>
+        <w:rPr>
+          <w:b w:val="0"/>
+          <w:bCs/>
+        </w:rPr>
+        <w:lastRenderedPageBreak/>
+        <w:drawing>
+          <wp:inline distT="0" distB="0" distL="0" distR="0" wp14:anchorId="6818D649" wp14:editId="63687E2B">
+            <wp:extent cx="5940425" cy="3423285"/>
+            <wp:effectExtent l="0" t="0" r="3175" b="5715"/>
+            <wp:docPr id="21" name="Рисунок 21"/>
+            <wp:cNvGraphicFramePr>
+              <a:graphicFrameLocks xmlns:a="http://schemas.openxmlformats.org/drawingml/2006/main" noChangeAspect="1"/>
+            </wp:cNvGraphicFramePr>
+            <a:graphic xmlns:a="http://schemas.openxmlformats.org/drawingml/2006/main">
+              <a:graphicData uri="http://schemas.openxmlformats.org/drawingml/2006/picture">
+                <pic:pic xmlns:pic="http://schemas.openxmlformats.org/drawingml/2006/picture">
+                  <pic:nvPicPr>
+                    <pic:cNvPr id="1" name=""/>
+                    <pic:cNvPicPr/>
+                  </pic:nvPicPr>
+                  <pic:blipFill>
+                    <a:blip r:embed="rId35"/>
+                    <a:stretch>
+                      <a:fillRect/>
+                    </a:stretch>
+                  </pic:blipFill>
+                  <pic:spPr>
+                    <a:xfrm>
+                      <a:off x="0" y="0"/>
+                      <a:ext cx="5940425" cy="3423285"/>
+                    </a:xfrm>
+                    <a:prstGeom prst="rect">
+                      <a:avLst/>
+                    </a:prstGeom>
+                  </pic:spPr>
+                </pic:pic>
+              </a:graphicData>
+            </a:graphic>
+          </wp:inline>
+        </w:drawing>
+      </w:r>
+    </w:p>
+    <w:p>
+      <w:pPr>
+        <w:pStyle w:val="a9"/>
+        <w:ind w:firstLine="0"/>
+        <w:jc w:val="center"/>
+        <w:rPr>
+          <w:b w:val="0"/>
+          <w:bCs/>
+        </w:rPr>
+      </w:pPr>
+      <w:r>
+        <w:rPr>
+          <w:b w:val="0"/>
+          <w:bCs/>
+        </w:rPr>
+        <w:t>Рисунок 3 –</w:t>
+      </w:r>
+      <w:r>
+        <w:t xml:space="preserve"> </w:t>
+      </w:r>
+      <w:r>
+        <w:rPr>
+          <w:b w:val="0"/>
+          <w:bCs/>
+        </w:rPr>
+        <w:t xml:space="preserve">реализация функции </w:t>
+      </w:r>
+      <w:r>
+        <w:rPr>
+          <w:b w:val="0"/>
+          <w:bCs/>
+        </w:rPr>
+        <w:t>записи новых данных</w:t>
+      </w:r>
+    </w:p>
+    <w:p>
+      <w:pPr>
+        <w:pStyle w:val="a9"/>
+        <w:rPr>
+          <w:b w:val="0"/>
+          <w:bCs/>
+        </w:rPr>
+      </w:pPr>
+    </w:p>
+    <w:p>
+      <w:pPr>
+        <w:pStyle w:val="a9"/>
+        <w:rPr>
+          <w:b w:val="0"/>
+          <w:bCs/>
+        </w:rPr>
+      </w:pPr>
+      <w:r>
+        <w:rPr>
+          <w:b w:val="0"/>
+          <w:bCs/>
+        </w:rPr>
+        <w:t xml:space="preserve">Строка </w:t>
+      </w:r>
+      <w:r>
+        <w:rPr>
+          <w:b w:val="0"/>
+          <w:bCs/>
+        </w:rPr>
+        <w:t>“</w:t>
+      </w:r>
+      <w:r>
+        <w:rPr>
+          <w:b w:val="0"/>
+          <w:bCs/>
+          <w:lang w:val="en-US"/>
+        </w:rPr>
+        <w:t>content</w:t>
+      </w:r>
+      <w:r>
+        <w:rPr>
+          <w:b w:val="0"/>
+          <w:bCs/>
+        </w:rPr>
+        <w:t xml:space="preserve"> = </w:t>
+      </w:r>
+      <w:proofErr w:type="gramStart"/>
+      <w:r>
+        <w:rPr>
+          <w:b w:val="0"/>
+          <w:bCs/>
+          <w:lang w:val="en-US"/>
+        </w:rPr>
+        <w:t>request</w:t>
+      </w:r>
+      <w:r>
+        <w:rPr>
+          <w:b w:val="0"/>
+          <w:bCs/>
+        </w:rPr>
+        <w:t>.</w:t>
+      </w:r>
+      <w:r>
+        <w:rPr>
+          <w:b w:val="0"/>
+          <w:bCs/>
+          <w:lang w:val="en-US"/>
+        </w:rPr>
+        <w:t>json</w:t>
+      </w:r>
+      <w:proofErr w:type="gramEnd"/>
+      <w:r>
+        <w:rPr>
+          <w:b w:val="0"/>
+          <w:bCs/>
+        </w:rPr>
+        <w:t>”</w:t>
+      </w:r>
+      <w:r>
+        <w:rPr>
+          <w:b w:val="0"/>
+          <w:bCs/>
+        </w:rPr>
+        <w:t xml:space="preserve"> выполняет запрос на получение </w:t>
+      </w:r>
+      <w:r>
+        <w:rPr>
+          <w:b w:val="0"/>
+          <w:bCs/>
+          <w:lang w:val="en-US"/>
+        </w:rPr>
+        <w:t>json</w:t>
+      </w:r>
+      <w:r>
+        <w:rPr>
+          <w:b w:val="0"/>
+          <w:bCs/>
+        </w:rPr>
+        <w:t xml:space="preserve"> </w:t>
+      </w:r>
+      <w:r>
+        <w:rPr>
+          <w:b w:val="0"/>
+          <w:bCs/>
+        </w:rPr>
+        <w:t>файла который необходимо передавать через запрос, ведь именно в нем должны быть логин и пароль на добавление пользователя в БД.</w:t>
+      </w:r>
+    </w:p>
+    <w:p>
+      <w:pPr>
+        <w:pStyle w:val="a9"/>
+        <w:rPr>
+          <w:b w:val="0"/>
+          <w:bCs/>
+        </w:rPr>
+      </w:pPr>
+      <w:r>
+        <w:rPr>
+          <w:b w:val="0"/>
+          <w:bCs/>
+        </w:rPr>
+        <w:t xml:space="preserve">Далее производится запрос в базу данных на соответствие с логином, который был передан через </w:t>
+      </w:r>
+      <w:r>
+        <w:rPr>
+          <w:b w:val="0"/>
+          <w:bCs/>
+          <w:lang w:val="en-US"/>
+        </w:rPr>
+        <w:t>json</w:t>
+      </w:r>
+      <w:r>
+        <w:rPr>
+          <w:b w:val="0"/>
+          <w:bCs/>
+        </w:rPr>
+        <w:t xml:space="preserve"> </w:t>
+      </w:r>
+      <w:r>
+        <w:rPr>
+          <w:b w:val="0"/>
+          <w:bCs/>
+        </w:rPr>
+        <w:t xml:space="preserve">файл и делается проверка на идентичность данных. Это необходимо для того, чтобы понять, существует ли уже в базе данных пользователь с таким же логином, если такого нет, то он идет дальше, иначе отправляет в ответ </w:t>
+      </w:r>
+      <w:r>
+        <w:rPr>
+          <w:b w:val="0"/>
+          <w:bCs/>
+          <w:lang w:val="en-US"/>
+        </w:rPr>
+        <w:t>False</w:t>
+      </w:r>
+      <w:r>
+        <w:rPr>
+          <w:b w:val="0"/>
+          <w:bCs/>
+        </w:rPr>
+        <w:t xml:space="preserve">, </w:t>
+      </w:r>
+      <w:r>
+        <w:rPr>
+          <w:b w:val="0"/>
+          <w:bCs/>
+        </w:rPr>
+        <w:t>что будет означать, что пользователь с таким логином уже есть в системе.</w:t>
+      </w:r>
+    </w:p>
+    <w:p>
+      <w:pPr>
+        <w:pStyle w:val="a9"/>
+        <w:rPr>
+          <w:b w:val="0"/>
+          <w:bCs/>
+        </w:rPr>
+      </w:pPr>
+      <w:r>
+        <w:rPr>
+          <w:b w:val="0"/>
+          <w:bCs/>
+        </w:rPr>
+        <w:t>После проверки на логин</w:t>
+      </w:r>
+      <w:r>
+        <w:rPr>
+          <w:b w:val="0"/>
+          <w:bCs/>
+        </w:rPr>
+        <w:t xml:space="preserve"> делается запрос в </w:t>
+      </w:r>
+      <w:proofErr w:type="spellStart"/>
+      <w:r>
+        <w:rPr>
+          <w:b w:val="0"/>
+          <w:bCs/>
+        </w:rPr>
+        <w:t>бд</w:t>
+      </w:r>
+      <w:proofErr w:type="spellEnd"/>
+      <w:r>
+        <w:rPr>
+          <w:b w:val="0"/>
+          <w:bCs/>
+        </w:rPr>
+        <w:t xml:space="preserve"> на получение </w:t>
+      </w:r>
+      <w:r>
+        <w:rPr>
+          <w:b w:val="0"/>
+          <w:bCs/>
+          <w:lang w:val="en-US"/>
+        </w:rPr>
+        <w:t>id</w:t>
+      </w:r>
+      <w:r>
+        <w:rPr>
+          <w:b w:val="0"/>
+          <w:bCs/>
+        </w:rPr>
+        <w:t xml:space="preserve"> </w:t>
+      </w:r>
+      <w:r>
+        <w:rPr>
+          <w:b w:val="0"/>
+          <w:bCs/>
+        </w:rPr>
+        <w:t>у последнего пользователя</w:t>
+      </w:r>
+      <w:r>
+        <w:rPr>
+          <w:b w:val="0"/>
+          <w:bCs/>
+        </w:rPr>
+        <w:t xml:space="preserve">, затем создается новая переменная и присваивается последнее значение </w:t>
+      </w:r>
+      <w:r>
+        <w:rPr>
+          <w:b w:val="0"/>
+          <w:bCs/>
+          <w:lang w:val="en-US"/>
+        </w:rPr>
+        <w:t>id</w:t>
+      </w:r>
+      <w:r>
+        <w:rPr>
+          <w:b w:val="0"/>
+          <w:bCs/>
+        </w:rPr>
+        <w:t xml:space="preserve"> </w:t>
+      </w:r>
+      <w:r>
+        <w:rPr>
+          <w:b w:val="0"/>
+          <w:bCs/>
+        </w:rPr>
+        <w:t xml:space="preserve">увеличенное на 1, после чего делается новый запрос в базу данных на добавление новой записи в таблицу </w:t>
+      </w:r>
+      <w:r>
+        <w:rPr>
+          <w:b w:val="0"/>
+          <w:bCs/>
+          <w:lang w:val="en-US"/>
+        </w:rPr>
+        <w:t>Users</w:t>
+      </w:r>
+      <w:r>
+        <w:rPr>
+          <w:b w:val="0"/>
+          <w:bCs/>
+        </w:rPr>
+        <w:t xml:space="preserve">, в которой добавляется новый </w:t>
+      </w:r>
+      <w:r>
+        <w:rPr>
+          <w:b w:val="0"/>
+          <w:bCs/>
+          <w:lang w:val="en-US"/>
+        </w:rPr>
+        <w:t>id</w:t>
+      </w:r>
+      <w:r>
+        <w:rPr>
+          <w:b w:val="0"/>
+          <w:bCs/>
+        </w:rPr>
+        <w:t xml:space="preserve">, </w:t>
+      </w:r>
+      <w:r>
+        <w:rPr>
+          <w:b w:val="0"/>
+          <w:bCs/>
+        </w:rPr>
+        <w:t xml:space="preserve">логин и пароль от пользователя затем делается </w:t>
+      </w:r>
+      <w:r>
+        <w:rPr>
+          <w:b w:val="0"/>
+          <w:bCs/>
+          <w:lang w:val="en-US"/>
+        </w:rPr>
+        <w:t>commit</w:t>
+      </w:r>
+      <w:r>
+        <w:rPr>
+          <w:b w:val="0"/>
+          <w:bCs/>
+        </w:rPr>
+        <w:t xml:space="preserve"> </w:t>
+      </w:r>
+      <w:r>
+        <w:rPr>
+          <w:b w:val="0"/>
+          <w:bCs/>
+        </w:rPr>
+        <w:t xml:space="preserve">по одноименной функции. В конце отправляется ответ в виде страницы со строкой </w:t>
+      </w:r>
+      <w:r>
+        <w:rPr>
+          <w:b w:val="0"/>
+          <w:bCs/>
+          <w:lang w:val="en-US"/>
+        </w:rPr>
+        <w:t>true</w:t>
+      </w:r>
+      <w:r>
+        <w:rPr>
+          <w:b w:val="0"/>
+          <w:bCs/>
+        </w:rPr>
+        <w:t>.</w:t>
+      </w:r>
+    </w:p>
+    <w:p>
+      <w:pPr>
+        <w:pStyle w:val="a9"/>
+        <w:rPr>
+          <w:b w:val="0"/>
+          <w:bCs/>
+        </w:rPr>
+      </w:pPr>
+      <w:r>
+        <w:rPr>
+          <w:b w:val="0"/>
+          <w:bCs/>
+        </w:rPr>
+        <w:lastRenderedPageBreak/>
+        <w:t>Таким образом были реализованы основные методы, которые необходимы для клиента, на стороне сервера.</w:t>
+      </w:r>
+    </w:p>
+    <w:p>
+      <w:pPr>
+        <w:pStyle w:val="a9"/>
+        <w:rPr>
+          <w:b w:val="0"/>
+          <w:bCs/>
+        </w:rPr>
+      </w:pPr>
+      <w:r>
+        <w:rPr>
           <w:bCs/>
         </w:rPr>
         <w:br w:type="page"/>
@@ -13813,12 +16225,12 @@
         </w:numPr>
         <w:ind w:left="0" w:firstLine="709"/>
       </w:pPr>
-      <w:bookmarkStart w:id="31" w:name="_Toc137546367"/>
+      <w:bookmarkStart w:id="30" w:name="_Toc137546367"/>
       <w:r>
         <w:lastRenderedPageBreak/>
         <w:t>Тестирование программного продукта</w:t>
       </w:r>
-      <w:bookmarkEnd w:id="31"/>
+      <w:bookmarkEnd w:id="30"/>
     </w:p>
     <w:p>
       <w:pPr>
@@ -13845,7 +16257,7 @@
         </w:rPr>
         <w:br w:type="page"/>
       </w:r>
-      <w:bookmarkStart w:id="32" w:name="_Toc137546368"/>
+      <w:bookmarkStart w:id="31" w:name="_Toc137546368"/>
       <w:r>
         <w:lastRenderedPageBreak/>
         <w:t>Р</w:t>
@@ -13853,7 +16265,7 @@
       <w:r>
         <w:t>езультаты программного продукта</w:t>
       </w:r>
-      <w:bookmarkEnd w:id="32"/>
+      <w:bookmarkEnd w:id="31"/>
     </w:p>
     <w:p>
       <w:pPr>
